--- a/docs/SDD - Sound Design Document.docx
+++ b/docs/SDD - Sound Design Document.docx
@@ -1406,7 +1406,7 @@
       </w:tr>
       <w:tr>
         <w:trPr>
-          <w:trHeight w:val="300"/>
+          <w:trHeight w:val="1035"/>
         </w:trPr>
         <w:tc>
           <w:tcPr>
@@ -1541,7 +1541,109 @@
           </w:p>
         </w:tc>
       </w:tr>
+      <w:tr>
+        <w:trPr>
+          <w:trHeight w:val="1035"/>
+        </w:trPr>
+        <w:tc>
+          <w:tcPr>
+            <w:tcW w:w="2996" w:type="dxa"/>
+            <w:tcBorders>
+              <w:top w:val="single" w:color="3D444D" w:sz="5"/>
+              <w:left w:val="single" w:color="3D444D" w:sz="5"/>
+              <w:bottom w:val="single" w:color="3D444D" w:sz="5"/>
+              <w:right w:val="single" w:color="3D444D" w:sz="5"/>
+            </w:tcBorders>
+            <w:shd w:val="clear" w:color="auto" w:fill="151B23"/>
+            <w:tcMar>
+              <w:top w:w="90" w:type="dxa"/>
+              <w:left w:w="195" w:type="dxa"/>
+              <w:bottom w:w="90" w:type="dxa"/>
+              <w:right w:w="195" w:type="dxa"/>
+            </w:tcMar>
+            <w:vAlign w:val="center"/>
+          </w:tcPr>
+          <w:p>
+            <w:pPr>
+              <w:pStyle w:val="Normal"/>
+            </w:pPr>
+            <w:r>
+              <w:rPr>
+                <w:rFonts w:ascii="Consolas" w:hAnsi="Consolas" w:eastAsia="Consolas" w:cs="Consolas"/>
+                <w:noProof w:val="0"/>
+                <w:sz w:val="20"/>
+                <w:szCs w:val="20"/>
+                <w:lang w:val="pt-BR"/>
+              </w:rPr>
+              <w:t>sounds/vento.mp3</w:t>
+            </w:r>
+          </w:p>
+        </w:tc>
+        <w:tc>
+          <w:tcPr>
+            <w:tcW w:w="1185" w:type="dxa"/>
+            <w:tcBorders>
+              <w:top w:val="single" w:color="3D444D" w:sz="5"/>
+              <w:left w:val="single" w:color="3D444D" w:sz="5"/>
+              <w:bottom w:val="single" w:color="3D444D" w:sz="5"/>
+              <w:right w:val="single" w:color="3D444D" w:sz="5"/>
+            </w:tcBorders>
+            <w:shd w:val="clear" w:color="auto" w:fill="151B23"/>
+            <w:tcMar>
+              <w:top w:w="90" w:type="dxa"/>
+              <w:left w:w="195" w:type="dxa"/>
+              <w:bottom w:w="90" w:type="dxa"/>
+              <w:right w:w="195" w:type="dxa"/>
+            </w:tcMar>
+            <w:vAlign w:val="center"/>
+          </w:tcPr>
+          <w:p>
+            <w:pPr>
+              <w:pStyle w:val="Normal"/>
+            </w:pPr>
+            <w:r>
+              <w:rPr/>
+              <w:t>mp3</w:t>
+            </w:r>
+          </w:p>
+        </w:tc>
+        <w:tc>
+          <w:tcPr>
+            <w:tcW w:w="4592" w:type="dxa"/>
+            <w:tcBorders>
+              <w:top w:val="single" w:color="3D444D" w:sz="5"/>
+              <w:left w:val="single" w:color="3D444D" w:sz="5"/>
+              <w:bottom w:val="single" w:color="3D444D" w:sz="5"/>
+              <w:right w:val="single" w:color="3D444D" w:sz="5"/>
+            </w:tcBorders>
+            <w:shd w:val="clear" w:color="auto" w:fill="151B23"/>
+            <w:tcMar>
+              <w:top w:w="90" w:type="dxa"/>
+              <w:left w:w="195" w:type="dxa"/>
+              <w:bottom w:w="90" w:type="dxa"/>
+              <w:right w:w="195" w:type="dxa"/>
+            </w:tcMar>
+            <w:vAlign w:val="center"/>
+          </w:tcPr>
+          <w:p>
+            <w:pPr>
+              <w:pStyle w:val="Normal"/>
+            </w:pPr>
+            <w:r>
+              <w:rPr>
+                <w:rFonts w:ascii="Aptos" w:hAnsi="Aptos" w:eastAsia="Aptos" w:cs="Aptos"/>
+                <w:noProof w:val="0"/>
+                <w:sz w:val="24"/>
+                <w:szCs w:val="24"/>
+                <w:lang w:val="pt-BR"/>
+              </w:rPr>
+              <w:t>Reproduzir o som do vento para reforçar a ambientação do cenário, aumentando a sensação de imersão e movimento durante a exploração do mapa</w:t>
+            </w:r>
+          </w:p>
+        </w:tc>
+      </w:tr>
     </w:tbl>
+    <w:p/>
     <w:p>
       <w:pPr>
         <w:pStyle w:val="Normal"/>
@@ -1902,7 +2004,7 @@
       </w:pPr>
       <w:r>
         <w:drawing>
-          <wp:inline wp14:editId="2BA60CB0" wp14:anchorId="426D748A">
+          <wp:inline wp14:editId="663B7CE2" wp14:anchorId="426D748A">
             <wp:extent cx="5724525" cy="1038225"/>
             <wp:effectExtent l="0" t="0" r="0" b="0"/>
             <wp:docPr id="483311116" name="drawing"/>
@@ -1947,7 +2049,107 @@
     <w:p>
       <w:pPr>
         <w:pStyle w:val="Normal"/>
-      </w:pPr>
+        <w:rPr>
+          <w:rFonts w:ascii="Segoe UI" w:hAnsi="Segoe UI" w:eastAsia="Segoe UI" w:cs="Segoe UI"/>
+          <w:b w:val="1"/>
+          <w:bCs w:val="1"/>
+          <w:noProof w:val="0"/>
+          <w:color w:val="0F4761" w:themeColor="accent1" w:themeTint="FF" w:themeShade="BF"/>
+          <w:sz w:val="36"/>
+          <w:szCs w:val="36"/>
+          <w:lang w:val="pt-BR"/>
+        </w:rPr>
+      </w:pPr>
+      <w:r>
+        <w:rPr>
+          <w:rFonts w:ascii="Segoe UI" w:hAnsi="Segoe UI" w:eastAsia="Segoe UI" w:cs="Segoe UI"/>
+          <w:b w:val="1"/>
+          <w:bCs w:val="1"/>
+          <w:noProof w:val="0"/>
+          <w:color w:val="0F4761" w:themeColor="accent1" w:themeTint="FF" w:themeShade="BF"/>
+          <w:sz w:val="36"/>
+          <w:szCs w:val="36"/>
+          <w:lang w:val="pt-BR"/>
+        </w:rPr>
+        <w:t xml:space="preserve">5.5 </w:t>
+      </w:r>
+      <w:r>
+        <w:rPr>
+          <w:rFonts w:ascii="Segoe UI" w:hAnsi="Segoe UI" w:eastAsia="Segoe UI" w:cs="Segoe UI"/>
+          <w:b w:val="1"/>
+          <w:bCs w:val="1"/>
+          <w:noProof w:val="0"/>
+          <w:color w:val="0F4761" w:themeColor="accent1" w:themeTint="FF" w:themeShade="BF"/>
+          <w:sz w:val="36"/>
+          <w:szCs w:val="36"/>
+          <w:lang w:val="pt-BR"/>
+        </w:rPr>
+        <w:t>Som de vento</w:t>
+      </w:r>
+    </w:p>
+    <w:p>
+      <w:pPr>
+        <w:rPr>
+          <w:rFonts w:ascii="Segoe UI" w:hAnsi="Segoe UI" w:eastAsia="Segoe UI" w:cs="Segoe UI"/>
+          <w:noProof w:val="0"/>
+          <w:sz w:val="24"/>
+          <w:szCs w:val="24"/>
+          <w:lang w:val="pt-BR"/>
+        </w:rPr>
+      </w:pPr>
+      <w:r>
+        <w:rPr>
+          <w:rFonts w:ascii="Segoe UI" w:hAnsi="Segoe UI" w:eastAsia="Segoe UI" w:cs="Segoe UI"/>
+          <w:noProof w:val="0"/>
+          <w:sz w:val="24"/>
+          <w:szCs w:val="24"/>
+          <w:lang w:val="pt-BR"/>
+        </w:rPr>
+        <w:t xml:space="preserve">O som </w:t>
+      </w:r>
+      <w:r>
+        <w:rPr>
+          <w:rFonts w:ascii="Segoe UI" w:hAnsi="Segoe UI" w:eastAsia="Segoe UI" w:cs="Segoe UI"/>
+          <w:b w:val="1"/>
+          <w:bCs w:val="1"/>
+          <w:noProof w:val="0"/>
+          <w:sz w:val="24"/>
+          <w:szCs w:val="24"/>
+          <w:lang w:val="pt-BR"/>
+        </w:rPr>
+        <w:t>vento.mp3</w:t>
+      </w:r>
+      <w:r>
+        <w:rPr>
+          <w:rFonts w:ascii="Segoe UI" w:hAnsi="Segoe UI" w:eastAsia="Segoe UI" w:cs="Segoe UI"/>
+          <w:noProof w:val="0"/>
+          <w:sz w:val="24"/>
+          <w:szCs w:val="24"/>
+          <w:lang w:val="pt-BR"/>
+        </w:rPr>
+        <w:t xml:space="preserve"> é utilizado como efeito de ambientação durante a gameplay, sendo reproduzido em áreas abertas do cenário.</w:t>
+      </w:r>
+    </w:p>
+    <w:p>
+      <w:pPr>
+        <w:rPr>
+          <w:rFonts w:ascii="Segoe UI" w:hAnsi="Segoe UI" w:eastAsia="Segoe UI" w:cs="Segoe UI"/>
+          <w:noProof w:val="0"/>
+          <w:sz w:val="24"/>
+          <w:szCs w:val="24"/>
+          <w:lang w:val="pt-BR"/>
+        </w:rPr>
+      </w:pPr>
+      <w:r>
+        <w:rPr>
+          <w:rFonts w:ascii="Segoe UI" w:hAnsi="Segoe UI" w:eastAsia="Segoe UI" w:cs="Segoe UI"/>
+          <w:noProof w:val="0"/>
+          <w:sz w:val="24"/>
+          <w:szCs w:val="24"/>
+          <w:lang w:val="pt-BR"/>
+        </w:rPr>
+        <w:t>Sua função é tornar o ambiente mais vivo e realista, transmitindo sensação de espaço, movimento e profundidade ao jogador. Além disso, esse efeito contribui para aumentar a imersão e reduzir a sensação de silêncio durante a exploração do mapa.</w:t>
+      </w:r>
     </w:p>
     <w:p>
       <w:pPr>
